--- a/testakten/sozialrecht-elektrorollstuhl-koerner-oldenburg/02a_hilfsmittelverordnung_elektrorollstuhl_2026-05-16.docx
+++ b/testakten/sozialrecht-elektrorollstuhl-koerner-oldenburg/02a_hilfsmittelverordnung_elektrorollstuhl_2026-05-16.docx
@@ -457,7 +457,7 @@
         <w:color w:val="5C6569"/>
         <w:sz w:val="14"/>
       </w:rPr>
-      <w:t>Telefon 0441 21893 · Telefax 0441 21894 · praxis@stahlmann.example</w:t>
+      <w:t>Telefon 0441 21893 · Telefax 0441 21894 · praxis@stahlmann.de</w:t>
     </w:r>
   </w:p>
   <w:p>
